--- a/deliverables/video-1-slides/hit-final/Video_1_HIT_FINAL/SHORTS/Video_1_Short_2_Experience_Needs_Evidence.docx
+++ b/deliverables/video-1-slides/hit-final/Video_1_HIT_FINAL/SHORTS/Video_1_Short_2_Experience_Needs_Evidence.docx
@@ -119,7 +119,7 @@
           <w:color w:val="1A1A1A"/>
           <w:sz w:val="27"/>
         </w:rPr>
-        <w:t>Some knowledge depends on company systems, internal relationships or industry context.</w:t>
+        <w:t>Some of what you know depends on company systems, internal relationships or industry context.</w:t>
       </w:r>
     </w:p>
     <w:p>
@@ -209,7 +209,7 @@
           <w:color w:val="1A1A1A"/>
           <w:sz w:val="27"/>
         </w:rPr>
-        <w:t>Ask:</w:t>
+        <w:t>I want you to ask:</w:t>
       </w:r>
     </w:p>
     <w:p>
@@ -269,7 +269,7 @@
           <w:color w:val="1A1A1A"/>
           <w:sz w:val="27"/>
         </w:rPr>
-        <w:t>Experience matters.</w:t>
+        <w:t>Your experience matters.</w:t>
       </w:r>
     </w:p>
     <w:p>
